--- a/dpp-textile-jbl/02b_manuscript_ILLUSTRATIVE_simulated.docx
+++ b/dpp-textile-jbl/02b_manuscript_ILLUSTRATIVE_simulated.docx
@@ -79,31 +79,37 @@
         <w:t xml:space="preserve"> </w:t>
       </w:r>
       <w:r>
-        <w:t xml:space="preserve">Configurations</w:t>
-      </w:r>
-      <w:r>
-        <w:t xml:space="preserve"> </w:t>
-      </w:r>
-      <w:r>
-        <w:t xml:space="preserve">of</w:t>
-      </w:r>
-      <w:r>
-        <w:t xml:space="preserve"> </w:t>
-      </w:r>
-      <w:r>
-        <w:t xml:space="preserve">Supplier</w:t>
-      </w:r>
-      <w:r>
-        <w:t xml:space="preserve"> </w:t>
-      </w:r>
-      <w:r>
-        <w:t xml:space="preserve">Capacity</w:t>
-      </w:r>
-      <w:r>
-        <w:t xml:space="preserve"> </w:t>
-      </w:r>
-      <w:r>
-        <w:t xml:space="preserve">for</w:t>
+        <w:t xml:space="preserve">Owned,</w:t>
+      </w:r>
+      <w:r>
+        <w:t xml:space="preserve"> </w:t>
+      </w:r>
+      <w:r>
+        <w:t xml:space="preserve">Negotiated</w:t>
+      </w:r>
+      <w:r>
+        <w:t xml:space="preserve"> </w:t>
+      </w:r>
+      <w:r>
+        <w:t xml:space="preserve">or</w:t>
+      </w:r>
+      <w:r>
+        <w:t xml:space="preserve"> </w:t>
+      </w:r>
+      <w:r>
+        <w:t xml:space="preserve">Borrowed</w:t>
+      </w:r>
+      <w:r>
+        <w:t xml:space="preserve"> </w:t>
+      </w:r>
+      <w:r>
+        <w:t xml:space="preserve">Routes</w:t>
+      </w:r>
+      <w:r>
+        <w:t xml:space="preserve"> </w:t>
+      </w:r>
+      <w:r>
+        <w:t xml:space="preserve">to</w:t>
       </w:r>
       <w:r>
         <w:t xml:space="preserve"> </w:t>
@@ -128,18 +134,6 @@
       </w:r>
       <w:r>
         <w:t xml:space="preserve">Readiness</w:t>
-      </w:r>
-      <w:r>
-        <w:t xml:space="preserve"> </w:t>
-      </w:r>
-      <w:r>
-        <w:t xml:space="preserve">and</w:t>
-      </w:r>
-      <w:r>
-        <w:t xml:space="preserve"> </w:t>
-      </w:r>
-      <w:r>
-        <w:t xml:space="preserve">Circularity</w:t>
       </w:r>
       <w:r>
         <w:t xml:space="preserve"> </w:t>

--- a/dpp-textile-jbl/02b_manuscript_ILLUSTRATIVE_simulated.docx
+++ b/dpp-textile-jbl/02b_manuscript_ILLUSTRATIVE_simulated.docx
@@ -217,7 +217,7 @@
         <w:t xml:space="preserve">simulation/SIMULATION_ASSUMPTIONS.md</w:t>
       </w:r>
       <w:r>
-        <w:t xml:space="preserve">). They show how the paper will read and what the analysis produces. They are</w:t>
+        <w:t xml:space="preserve">). They show how the paper will read. They are</w:t>
       </w:r>
       <w:r>
         <w:t xml:space="preserve"> </w:t>
@@ -242,7 +242,7 @@
         <w:t xml:space="preserve">analysis/fsqca.py</w:t>
       </w:r>
       <w:r>
-        <w:t xml:space="preserve">, and rewrite the Results and Discussion from the real output before any use.</w:t>
+        <w:t xml:space="preserve">, and rewrite the Results and Discussion from the real output.</w:t>
       </w:r>
     </w:p>
     <w:bookmarkStart w:id="20" w:name="abstract"/>
@@ -259,57 +259,7 @@
         <w:pStyle w:val="FirstParagraph"/>
       </w:pPr>
       <w:r>
-        <w:t xml:space="preserve">The EU’s Digital Product Passport (DPP) for textiles will make product-level sustainability data a condition of market access. Most of those data originate with suppliers several tiers upstream in exporting countries. Drawing on organizational information processing theory, we argue that suppliers can meet passport requirements through different combinations of capacity, and that buyer pressure works only when suppliers do not fear their data will be used against them. Using fuzzy-set qualitative comparative analysis (fsQCA) of 50 Indian textile and apparel exporters, we find two routes to high passport readiness. In the</w:t>
-      </w:r>
-      <w:r>
-        <w:t xml:space="preserve"> </w:t>
-      </w:r>
-      <w:r>
-        <w:rPr>
-          <w:iCs/>
-          <w:i/>
-        </w:rPr>
-        <w:t xml:space="preserve">integrated</w:t>
-      </w:r>
-      <w:r>
-        <w:t xml:space="preserve"> </w:t>
-      </w:r>
-      <w:r>
-        <w:t xml:space="preserve">route, firms own their upstream stages and capture data digitally; in the</w:t>
-      </w:r>
-      <w:r>
-        <w:t xml:space="preserve"> </w:t>
-      </w:r>
-      <w:r>
-        <w:rPr>
-          <w:iCs/>
-          <w:i/>
-        </w:rPr>
-        <w:t xml:space="preserve">networked</w:t>
-      </w:r>
-      <w:r>
-        <w:t xml:space="preserve"> </w:t>
-      </w:r>
-      <w:r>
-        <w:t xml:space="preserve">route, independent sub-suppliers share data with buyer backing. Low readiness combines missing capacity with appropriation concern, whatever the level of buyer pressure. Readiness is not sufficient for formal circular practices. We develop an</w:t>
-      </w:r>
-      <w:r>
-        <w:t xml:space="preserve"> </w:t>
-      </w:r>
-      <w:r>
-        <w:t xml:space="preserve">“</w:t>
-      </w:r>
-      <w:r>
-        <w:t xml:space="preserve">owned, negotiated or borrowed</w:t>
-      </w:r>
-      <w:r>
-        <w:t xml:space="preserve">”</w:t>
-      </w:r>
-      <w:r>
-        <w:t xml:space="preserve"> </w:t>
-      </w:r>
-      <w:r>
-        <w:t xml:space="preserve">theory of supplier information capacity and draw implications for brands, suppliers and EU–India policy.</w:t>
+        <w:t xml:space="preserve">The EU’s Digital Product Passport (DPP) for textiles will make product-level sustainability data a condition of market access. Most of those data originate with suppliers several tiers upstream in exporting countries. Drawing on organizational information processing theory, we examine how suppliers reach upstream data: by owning it, negotiating for it, or borrowing it from chain-of-custody certification. Using fuzzy-set qualitative comparative analysis (fsQCA) of 50 Indian textile and apparel exporters, we find two core mechanisms of passport readiness: digital capture by firms that do not fear data misuse, and certification coverage. Ownership and negotiation matter as ways of removing that fear. Buyer pressure was nearly universal and did not distinguish ready from unready firms. Readiness was not sufficient for formal circular practice. We develop a theory of trusted and borrowed information capacity, with implications for brands, suppliers and EU–India policy.</w:t>
       </w:r>
     </w:p>
     <w:p>
@@ -385,7 +335,7 @@
         <w:t xml:space="preserve"> </w:t>
       </w:r>
       <w:r>
-        <w:t xml:space="preserve">To make sense of a fast-moving regulatory landscape (Fawcett &amp; Waller, 2011), we draw on organizational information processing theory (OIPT; Galbraith, 1974; Tushman &amp; Nadler, 1978) and institutional theory (Meyer &amp; Rowan, 1977). We analyse 2026–27 data from Indian textile and apparel exporters with fuzzy-set qualitative comparative analysis (fsQCA; Fiss, 2011; Ragin, 2008), which is designed for exactly this kind of question: several routes to the same outcome, conditions that matter only in combination, and different explanations for success and failure.</w:t>
+        <w:t xml:space="preserve">To make sense of a fast-moving regulatory landscape (Fawcett &amp; Waller, 2011), we draw on organizational information processing theory (OIPT; Galbraith, 1974; Tushman &amp; Nadler, 1978) and institutional theory (Meyer &amp; Rowan, 1977). We analyse 2026–27 data from Indian textile and apparel exporters with fuzzy-set qualitative comparative analysis (fsQCA; Fiss, 2011; Ragin, 2008), which is designed for exactly this kind of question.</w:t>
       </w:r>
     </w:p>
     <w:p>
@@ -526,7 +476,7 @@
         <w:pStyle w:val="BodyText"/>
       </w:pPr>
       <w:r>
-        <w:t xml:space="preserve">Supply chain research has mostly tested OIPT with variance-based models that estimate the average net effect of each capability (e.g., Srinivasan &amp; Swink, 2018). That logic assumes a capability helps every firm in the same way and that more of one capability can make up for less of another. Supply chain design suggests otherwise. Whether a capability pays off depends on how it fits with the firm’s structure and relationships, and very different designs can perform equally well (Misangyi et al., 2017). Configurational theory makes this explicit with three ideas:</w:t>
+        <w:t xml:space="preserve">Supply chain research has mostly tested OIPT with variance-based models that estimate the average net effect of each capability (e.g., Srinivasan &amp; Swink, 2018). Supply chain design suggests otherwise: very different designs can perform equally well (Misangyi et al., 2017). Configurational theory makes this explicit through</w:t>
       </w:r>
       <w:r>
         <w:t xml:space="preserve"> </w:t>
@@ -574,7 +524,7 @@
         <w:t xml:space="preserve"> </w:t>
       </w:r>
       <w:r>
-        <w:t xml:space="preserve">(the causes of failure are not simply the reverse of the causes of success).</w:t>
+        <w:t xml:space="preserve">(failure is not simply the reverse of success).</w:t>
       </w:r>
     </w:p>
     <w:p>
@@ -645,7 +595,23 @@
         <w:t xml:space="preserve"> </w:t>
       </w:r>
       <w:r>
-        <w:t xml:space="preserve">is the share of processing stages (spinning to stitching) performed in-house. It reduces information requirements by internalising interdependence.</w:t>
+        <w:t xml:space="preserve">is the share of processing stages (spinning to stitching) performed in-house; it</w:t>
+      </w:r>
+      <w:r>
+        <w:t xml:space="preserve"> </w:t>
+      </w:r>
+      <w:r>
+        <w:rPr>
+          <w:iCs/>
+          <w:i/>
+        </w:rPr>
+        <w:t xml:space="preserve">owns</w:t>
+      </w:r>
+      <w:r>
+        <w:t xml:space="preserve"> </w:t>
+      </w:r>
+      <w:r>
+        <w:t xml:space="preserve">the data by internalising interdependence.</w:t>
       </w:r>
       <w:r>
         <w:t xml:space="preserve"> </w:t>
@@ -655,13 +621,29 @@
           <w:bCs/>
           <w:b/>
         </w:rPr>
-        <w:t xml:space="preserve">Digital traceability</w:t>
-      </w:r>
-      <w:r>
-        <w:t xml:space="preserve"> </w:t>
-      </w:r>
-      <w:r>
-        <w:t xml:space="preserve">is structured, interoperable digital capture of material and process data linked to batches and styles (Agrawal et al., 2021; Kouhizadeh et al., 2021); it is vertical capacity.</w:t>
+        <w:t xml:space="preserve">Multi-tier data sharing</w:t>
+      </w:r>
+      <w:r>
+        <w:t xml:space="preserve"> </w:t>
+      </w:r>
+      <w:r>
+        <w:t xml:space="preserve">is the extent to which independent upstream suppliers provide timely, accurate data (Fawcett et al., 2007; Kembro et al., 2017); it</w:t>
+      </w:r>
+      <w:r>
+        <w:t xml:space="preserve"> </w:t>
+      </w:r>
+      <w:r>
+        <w:rPr>
+          <w:iCs/>
+          <w:i/>
+        </w:rPr>
+        <w:t xml:space="preserve">negotiates</w:t>
+      </w:r>
+      <w:r>
+        <w:t xml:space="preserve"> </w:t>
+      </w:r>
+      <w:r>
+        <w:t xml:space="preserve">for the data.</w:t>
       </w:r>
       <w:r>
         <w:t xml:space="preserve"> </w:t>
@@ -671,13 +653,29 @@
           <w:bCs/>
           <w:b/>
         </w:rPr>
-        <w:t xml:space="preserve">Multi-tier data sharing</w:t>
-      </w:r>
-      <w:r>
-        <w:t xml:space="preserve"> </w:t>
-      </w:r>
-      <w:r>
-        <w:t xml:space="preserve">is the extent to which independent upstream suppliers provide timely, accurate data (Fawcett et al., 2007; Kembro et al., 2017); it is lateral capacity.</w:t>
+        <w:t xml:space="preserve">Chain-of-custody certification</w:t>
+      </w:r>
+      <w:r>
+        <w:t xml:space="preserve"> </w:t>
+      </w:r>
+      <w:r>
+        <w:t xml:space="preserve">is the share of EU shipments covered by transaction certificates under schemes such as GOTS or GRS, which document fibre content and the facility at each stage; it</w:t>
+      </w:r>
+      <w:r>
+        <w:t xml:space="preserve"> </w:t>
+      </w:r>
+      <w:r>
+        <w:rPr>
+          <w:iCs/>
+          <w:i/>
+        </w:rPr>
+        <w:t xml:space="preserve">borrows</w:t>
+      </w:r>
+      <w:r>
+        <w:t xml:space="preserve"> </w:t>
+      </w:r>
+      <w:r>
+        <w:t xml:space="preserve">the data from an institutional infrastructure.</w:t>
       </w:r>
       <w:r>
         <w:t xml:space="preserve"> </w:t>
@@ -687,13 +685,13 @@
           <w:bCs/>
           <w:b/>
         </w:rPr>
-        <w:t xml:space="preserve">Buyer pressure</w:t>
-      </w:r>
-      <w:r>
-        <w:t xml:space="preserve"> </w:t>
-      </w:r>
-      <w:r>
-        <w:t xml:space="preserve">captures the requirement side.</w:t>
+        <w:t xml:space="preserve">Digital traceability</w:t>
+      </w:r>
+      <w:r>
+        <w:t xml:space="preserve"> </w:t>
+      </w:r>
+      <w:r>
+        <w:t xml:space="preserve">is structured, interoperable digital capture of material and process data linked to batches and styles (Agrawal et al., 2021; Kouhizadeh et al., 2021); it turns data into passport-ready form.</w:t>
       </w:r>
       <w:r>
         <w:t xml:space="preserve"> </w:t>
@@ -717,7 +715,28 @@
         <w:pStyle w:val="BodyText"/>
       </w:pPr>
       <w:r>
-        <w:t xml:space="preserve">Integration and sharing are two ways of getting hold of upstream data: one through ownership, the other through relationships. Either should work, but only if the data are also captured digitally in passport-ready form.</w:t>
+        <w:t xml:space="preserve">Buyer pressure is treated as a</w:t>
+      </w:r>
+      <w:r>
+        <w:t xml:space="preserve"> </w:t>
+      </w:r>
+      <w:r>
+        <w:rPr>
+          <w:iCs/>
+          <w:i/>
+        </w:rPr>
+        <w:t xml:space="preserve">background condition</w:t>
+      </w:r>
+      <w:r>
+        <w:t xml:space="preserve">. Nearly every Indian firm supplying EU brands now receives data requests, so pressure defines the setting rather than distinguishing firms within it. We measure and report it, and we reintroduce it as a condition in a robustness check.</w:t>
+      </w:r>
+    </w:p>
+    <w:p>
+      <w:pPr>
+        <w:pStyle w:val="BodyText"/>
+      </w:pPr>
+      <w:r>
+        <w:t xml:space="preserve">Ownership, negotiation and borrowing are alternative ways of reaching upstream data. Galbraith (1974) would predict that any one can be enough.</w:t>
       </w:r>
     </w:p>
     <w:p>
@@ -735,39 +754,55 @@
         <w:t xml:space="preserve"> </w:t>
       </w:r>
       <w:r>
-        <w:t xml:space="preserve">High DPP readiness results from at least two configurations: an</w:t>
-      </w:r>
-      <w:r>
-        <w:t xml:space="preserve"> </w:t>
-      </w:r>
-      <w:r>
-        <w:rPr>
-          <w:iCs/>
-          <w:i/>
-        </w:rPr>
-        <w:t xml:space="preserve">integrated</w:t>
-      </w:r>
-      <w:r>
-        <w:t xml:space="preserve"> </w:t>
-      </w:r>
-      <w:r>
-        <w:t xml:space="preserve">route (vertical integration with digital traceability) and a</w:t>
-      </w:r>
-      <w:r>
-        <w:t xml:space="preserve"> </w:t>
-      </w:r>
-      <w:r>
-        <w:rPr>
-          <w:iCs/>
-          <w:i/>
-        </w:rPr>
-        <w:t xml:space="preserve">networked</w:t>
-      </w:r>
-      <w:r>
-        <w:t xml:space="preserve"> </w:t>
-      </w:r>
-      <w:r>
-        <w:t xml:space="preserve">route (multi-tier data sharing with digital traceability and the absence of data-appropriation concern).</w:t>
+        <w:t xml:space="preserve">High DPP readiness results from several configurations: data that are</w:t>
+      </w:r>
+      <w:r>
+        <w:t xml:space="preserve"> </w:t>
+      </w:r>
+      <w:r>
+        <w:rPr>
+          <w:iCs/>
+          <w:i/>
+        </w:rPr>
+        <w:t xml:space="preserve">owned</w:t>
+      </w:r>
+      <w:r>
+        <w:t xml:space="preserve"> </w:t>
+      </w:r>
+      <w:r>
+        <w:t xml:space="preserve">(vertical integration) or</w:t>
+      </w:r>
+      <w:r>
+        <w:t xml:space="preserve"> </w:t>
+      </w:r>
+      <w:r>
+        <w:rPr>
+          <w:iCs/>
+          <w:i/>
+        </w:rPr>
+        <w:t xml:space="preserve">negotiated</w:t>
+      </w:r>
+      <w:r>
+        <w:t xml:space="preserve"> </w:t>
+      </w:r>
+      <w:r>
+        <w:t xml:space="preserve">(multi-tier sharing without appropriation concern) combined with digital traceability, and data that are</w:t>
+      </w:r>
+      <w:r>
+        <w:t xml:space="preserve"> </w:t>
+      </w:r>
+      <w:r>
+        <w:rPr>
+          <w:iCs/>
+          <w:i/>
+        </w:rPr>
+        <w:t xml:space="preserve">borrowed</w:t>
+      </w:r>
+      <w:r>
+        <w:t xml:space="preserve"> </w:t>
+      </w:r>
+      <w:r>
+        <w:t xml:space="preserve">through chain-of-custody certification.</w:t>
       </w:r>
     </w:p>
     <w:p>
@@ -775,7 +810,7 @@
         <w:pStyle w:val="FirstParagraph"/>
       </w:pPr>
       <w:r>
-        <w:t xml:space="preserve">Systems without data are empty containers, while shared or internal data held on paper cannot be turned into a passport.</w:t>
+        <w:t xml:space="preserve">Systems without data are empty containers. But certification schemes already digitise much of the chain, so borrowed data may substitute for a firm’s own systems.</w:t>
       </w:r>
     </w:p>
     <w:p>
@@ -787,13 +822,13 @@
           <w:bCs/>
           <w:b/>
         </w:rPr>
-        <w:t xml:space="preserve">P2 (necessity).</w:t>
-      </w:r>
-      <w:r>
-        <w:t xml:space="preserve"> </w:t>
-      </w:r>
-      <w:r>
-        <w:t xml:space="preserve">Digital traceability is a necessary, but not sufficient, condition for high DPP readiness.</w:t>
+        <w:t xml:space="preserve">P2 (substitution).</w:t>
+      </w:r>
+      <w:r>
+        <w:t xml:space="preserve"> </w:t>
+      </w:r>
+      <w:r>
+        <w:t xml:space="preserve">Digital traceability is not necessary for high DPP readiness when chain-of-custody certification is present.</w:t>
       </w:r>
     </w:p>
     <w:p>
@@ -801,7 +836,7 @@
         <w:pStyle w:val="FirstParagraph"/>
       </w:pPr>
       <w:r>
-        <w:t xml:space="preserve">Pressure alone should not create readiness. Where suppliers fear appropriation, pressure produces selective disclosure rather than data (Fawcett et al., 2007). Because fsQCA allows causal asymmetry, the absence of readiness need not mirror its presence.</w:t>
+        <w:t xml:space="preserve">Pressure alone should not create readiness. Where suppliers fear appropriation, requests produce selective disclosure rather than data (Fawcett et al., 2007). Because fsQCA allows causal asymmetry, the absence of readiness need not mirror its presence.</w:t>
       </w:r>
     </w:p>
     <w:p>
@@ -819,7 +854,7 @@
         <w:t xml:space="preserve"> </w:t>
       </w:r>
       <w:r>
-        <w:t xml:space="preserve">Buyer pressure combined with data-appropriation concern, in the absence of vertical integration, is sufficient for low DPP readiness.</w:t>
+        <w:t xml:space="preserve">Data-appropriation concern, in the absence of both vertical integration and certification, is sufficient for low DPP readiness.</w:t>
       </w:r>
     </w:p>
     <w:p>
@@ -840,7 +875,36 @@
         <w:t xml:space="preserve">decouple</w:t>
       </w:r>
       <w:r>
-        <w:t xml:space="preserve">, adopting the visible structure while leaving practice unchanged (Meyer &amp; Rowan, 1977).</w:t>
+        <w:t xml:space="preserve">, adopting the visible structure while leaving practice unchanged (Meyer &amp; Rowan, 1977). Indian clusters also run an extensive</w:t>
+      </w:r>
+      <w:r>
+        <w:t xml:space="preserve"> </w:t>
+      </w:r>
+      <w:r>
+        <w:rPr>
+          <w:iCs/>
+          <w:i/>
+        </w:rPr>
+        <w:t xml:space="preserve">informal</w:t>
+      </w:r>
+      <w:r>
+        <w:t xml:space="preserve"> </w:t>
+      </w:r>
+      <w:r>
+        <w:t xml:space="preserve">circular economy that needs no data: cutting waste is sold to recyclers in Panipat, and export surplus is resold domestically. We therefore distinguish informal from</w:t>
+      </w:r>
+      <w:r>
+        <w:t xml:space="preserve"> </w:t>
+      </w:r>
+      <w:r>
+        <w:rPr>
+          <w:iCs/>
+          <w:i/>
+        </w:rPr>
+        <w:t xml:space="preserve">formal</w:t>
+      </w:r>
+      <w:r>
+        <w:t xml:space="preserve">, brand-led circularity (recycled inputs, design-for-recycling, take-back).</w:t>
       </w:r>
     </w:p>
     <w:p>
@@ -852,13 +916,13 @@
           <w:bCs/>
           <w:b/>
         </w:rPr>
-        <w:t xml:space="preserve">P4 (decoupling).</w:t>
-      </w:r>
-      <w:r>
-        <w:t xml:space="preserve"> </w:t>
-      </w:r>
-      <w:r>
-        <w:t xml:space="preserve">DPP readiness is not, on its own, sufficient for high circular supply chain capability.</w:t>
+        <w:t xml:space="preserve">P4 (two circularities).</w:t>
+      </w:r>
+      <w:r>
+        <w:t xml:space="preserve"> </w:t>
+      </w:r>
+      <w:r>
+        <w:t xml:space="preserve">DPP readiness is not, on its own, sufficient for formal circular practice, while informal circularity occurs regardless of readiness.</w:t>
       </w:r>
     </w:p>
     <w:p>
@@ -876,7 +940,7 @@
       <w:r>
         <w:drawing>
           <wp:inline>
-            <wp:extent cx="5334000" cy="2040834"/>
+            <wp:extent cx="5334000" cy="2179982"/>
             <wp:effectExtent b="0" l="0" r="0" t="0"/>
             <wp:docPr descr="Configurational model. Two expected routes to passport readiness (P1), digital traceability as a necessary condition (P2), a route to low readiness (P3), and the readiness–circularity test (P4)." title="" id="24" name="Picture"/>
             <a:graphic>
@@ -897,7 +961,7 @@
                   <pic:spPr bwMode="auto">
                     <a:xfrm>
                       <a:off x="0" y="0"/>
-                      <a:ext cx="5334000" cy="2040834"/>
+                      <a:ext cx="5334000" cy="2179982"/>
                     </a:xfrm>
                     <a:prstGeom prst="rect">
                       <a:avLst/>
@@ -949,7 +1013,7 @@
         <w:pStyle w:val="FirstParagraph"/>
       </w:pPr>
       <w:r>
-        <w:t xml:space="preserve">Our propositions concern combinations, alternative routes and asymmetry, which correlational methods treat as noise around an average effect (Misangyi et al., 2017). fsQCA treats each firm as a configuration of conditions and uses Boolean minimisation to identify which combinations are consistently sufficient or necessary for an outcome (Ragin, 2008; Schneider &amp; Wagemann, 2012). It suits small-to-medium samples and combines systematic cross-case comparison with knowledge of individual cases (Greckhamer et al., 2018), which matches the depth of access achievable with Indian exporters within the forum’s timeline.</w:t>
+        <w:t xml:space="preserve">fsQCA treats each firm as a configuration of conditions and uses Boolean minimisation to identify combinations that are consistently sufficient or necessary for an outcome (Ragin, 2008; Schneider &amp; Wagemann, 2012). It suits small-to-medium samples and combines cross-case comparison with case knowledge (Greckhamer et al., 2018).</w:t>
       </w:r>
     </w:p>
     <w:bookmarkEnd w:id="28"/>
@@ -967,7 +1031,7 @@
         <w:pStyle w:val="FirstParagraph"/>
       </w:pPr>
       <w:r>
-        <w:t xml:space="preserve">The population is Indian textile and apparel manufacturer-exporters with at least one EU buyer. Following QCA practice, we used purposive, diversity-oriented sampling rather than random sampling (Greckhamer et al., 2018), aiming for variation across clusters (Tiruppur, Bengaluru, the National Capital Region, Ludhiana and Kolkata), supply chain tiers, firm sizes and degrees of integration. Firms were approached through the Apparel Export Promotion Council, cluster associations and referrals. Between December 2026 and February 2027, trained researchers administered a structured questionnaire in person or by video call (30–40 minutes) to owners, directors, or heads of compliance, sustainability or merchandising. Each session ended with three open questions, to build the case knowledge needed to interpret configurations. The final sample comprises 50 firms (17 in Tiruppur/Coimbatore, 11 in NCR, 8 in Ludhiana, 6 in Bengaluru, 5 in Panipat and 3 elsewhere; 46 garment or home-textile makers and 4 mills; median 641 employees).</w:t>
+        <w:t xml:space="preserve">The population is Indian textile and apparel manufacturer-exporters with at least one EU buyer. Following QCA practice, we used purposive, diversity-oriented sampling rather than random sampling (Greckhamer et al., 2018), aiming for variation across clusters (Tiruppur, Bengaluru, the National Capital Region, Ludhiana and Kolkata), supply chain tiers, firm sizes and degrees of integration. Firms were approached through the Apparel Export Promotion Council, cluster associations and referrals. Between December 2026 and February 2027, trained researchers administered a structured questionnaire in person or by video call (30–40 minutes) to owners, directors, or heads of compliance, sustainability or merchandising. Each session ended with three open questions, to build the case knowledge needed to interpret configurations. The final sample comprises 50 firms (17 in Tiruppur/Coimbatore, 11 in NCR, 8 in Ludhiana, 6 in Bengaluru, 5 in Panipat and 3 elsewhere; 46 garment or home-textile makers and 4 mills; median 518 employees).</w:t>
       </w:r>
     </w:p>
     <w:p>
@@ -1005,7 +1069,7 @@
         <w:pStyle w:val="FirstParagraph"/>
       </w:pPr>
       <w:r>
-        <w:t xml:space="preserve">To limit the burden of scale development and the risk of common-method bias (Podsakoff et al., 2003), three conditions and both outcomes use</w:t>
+        <w:t xml:space="preserve">To limit the burden of scale development and the risk of common-method bias (Podsakoff et al., 2003), four conditions and both outcomes use</w:t>
       </w:r>
       <w:r>
         <w:t xml:space="preserve"> </w:t>
@@ -1021,7 +1085,7 @@
         <w:t xml:space="preserve"> </w:t>
       </w:r>
       <w:r>
-        <w:t xml:space="preserve">checklists rather than attitude scales (Online Appendix A).</w:t>
+        <w:t xml:space="preserve">measures rather than attitude scales (Online Appendix A).</w:t>
       </w:r>
       <w:r>
         <w:t xml:space="preserve"> </w:t>
@@ -1111,13 +1175,13 @@
           <w:bCs/>
           <w:b/>
         </w:rPr>
-        <w:t xml:space="preserve">Buyer pressure</w:t>
-      </w:r>
-      <w:r>
-        <w:t xml:space="preserve"> </w:t>
-      </w:r>
-      <w:r>
-        <w:t xml:space="preserve">and</w:t>
+        <w:t xml:space="preserve">Certification</w:t>
+      </w:r>
+      <w:r>
+        <w:t xml:space="preserve"> </w:t>
+      </w:r>
+      <w:r>
+        <w:t xml:space="preserve">is the share of EU shipments covered by transaction certificates, checked against a recent certificate.</w:t>
       </w:r>
       <w:r>
         <w:t xml:space="preserve"> </w:t>
@@ -1127,7 +1191,23 @@
           <w:bCs/>
           <w:b/>
         </w:rPr>
-        <w:t xml:space="preserve">data-appropriation concern</w:t>
+        <w:t xml:space="preserve">Data-appropriation concern</w:t>
+      </w:r>
+      <w:r>
+        <w:t xml:space="preserve"> </w:t>
+      </w:r>
+      <w:r>
+        <w:t xml:space="preserve">and the background measure of</w:t>
+      </w:r>
+      <w:r>
+        <w:t xml:space="preserve"> </w:t>
+      </w:r>
+      <w:r>
+        <w:rPr>
+          <w:bCs/>
+          <w:b/>
+        </w:rPr>
+        <w:t xml:space="preserve">buyer pressure</w:t>
       </w:r>
       <w:r>
         <w:t xml:space="preserve"> </w:t>
@@ -1578,55 +1658,55 @@
               <w:jc w:val="left"/>
             </w:pPr>
             <w:r>
-              <w:t xml:space="preserve">Buyer pressure</w:t>
-            </w:r>
-          </w:p>
-        </w:tc>
-        <w:tc>
-          <w:tcPr/>
-          <w:p>
-            <w:pPr>
-              <w:pStyle w:val="Compact"/>
-              <w:jc w:val="left"/>
-            </w:pPr>
-            <w:r>
-              <w:t xml:space="preserve">Scale mean (1–7)</w:t>
-            </w:r>
-          </w:p>
-        </w:tc>
-        <w:tc>
-          <w:tcPr/>
-          <w:p>
-            <w:pPr>
-              <w:pStyle w:val="Compact"/>
-              <w:jc w:val="left"/>
-            </w:pPr>
-            <w:r>
-              <w:t xml:space="preserve">2</w:t>
-            </w:r>
-          </w:p>
-        </w:tc>
-        <w:tc>
-          <w:tcPr/>
-          <w:p>
-            <w:pPr>
-              <w:pStyle w:val="Compact"/>
-              <w:jc w:val="left"/>
-            </w:pPr>
-            <w:r>
-              <w:t xml:space="preserve">4</w:t>
-            </w:r>
-          </w:p>
-        </w:tc>
-        <w:tc>
-          <w:tcPr/>
-          <w:p>
-            <w:pPr>
-              <w:pStyle w:val="Compact"/>
-              <w:jc w:val="left"/>
-            </w:pPr>
-            <w:r>
-              <w:t xml:space="preserve">6</w:t>
+              <w:t xml:space="preserve">Chain-of-custody certification</w:t>
+            </w:r>
+          </w:p>
+        </w:tc>
+        <w:tc>
+          <w:tcPr/>
+          <w:p>
+            <w:pPr>
+              <w:pStyle w:val="Compact"/>
+              <w:jc w:val="left"/>
+            </w:pPr>
+            <w:r>
+              <w:t xml:space="preserve">% of EU shipments under transaction certificates</w:t>
+            </w:r>
+          </w:p>
+        </w:tc>
+        <w:tc>
+          <w:tcPr/>
+          <w:p>
+            <w:pPr>
+              <w:pStyle w:val="Compact"/>
+              <w:jc w:val="left"/>
+            </w:pPr>
+            <w:r>
+              <w:t xml:space="preserve">5%</w:t>
+            </w:r>
+          </w:p>
+        </w:tc>
+        <w:tc>
+          <w:tcPr/>
+          <w:p>
+            <w:pPr>
+              <w:pStyle w:val="Compact"/>
+              <w:jc w:val="left"/>
+            </w:pPr>
+            <w:r>
+              <w:t xml:space="preserve">50%</w:t>
+            </w:r>
+          </w:p>
+        </w:tc>
+        <w:tc>
+          <w:tcPr/>
+          <w:p>
+            <w:pPr>
+              <w:pStyle w:val="Compact"/>
+              <w:jc w:val="left"/>
+            </w:pPr>
+            <w:r>
+              <w:t xml:space="preserve">90%</w:t>
             </w:r>
           </w:p>
         </w:tc>
@@ -1641,6 +1721,72 @@
             </w:pPr>
             <w:r>
               <w:t xml:space="preserve">Data-appropriation concern</w:t>
+            </w:r>
+          </w:p>
+        </w:tc>
+        <w:tc>
+          <w:tcPr/>
+          <w:p>
+            <w:pPr>
+              <w:pStyle w:val="Compact"/>
+              <w:jc w:val="left"/>
+            </w:pPr>
+            <w:r>
+              <w:t xml:space="preserve">Scale mean (1–7)</w:t>
+            </w:r>
+          </w:p>
+        </w:tc>
+        <w:tc>
+          <w:tcPr/>
+          <w:p>
+            <w:pPr>
+              <w:pStyle w:val="Compact"/>
+              <w:jc w:val="left"/>
+            </w:pPr>
+            <w:r>
+              <w:t xml:space="preserve">2</w:t>
+            </w:r>
+          </w:p>
+        </w:tc>
+        <w:tc>
+          <w:tcPr/>
+          <w:p>
+            <w:pPr>
+              <w:pStyle w:val="Compact"/>
+              <w:jc w:val="left"/>
+            </w:pPr>
+            <w:r>
+              <w:t xml:space="preserve">4</w:t>
+            </w:r>
+          </w:p>
+        </w:tc>
+        <w:tc>
+          <w:tcPr/>
+          <w:p>
+            <w:pPr>
+              <w:pStyle w:val="Compact"/>
+              <w:jc w:val="left"/>
+            </w:pPr>
+            <w:r>
+              <w:t xml:space="preserve">6</w:t>
+            </w:r>
+          </w:p>
+        </w:tc>
+      </w:tr>
+      <w:tr>
+        <w:tc>
+          <w:tcPr/>
+          <w:p>
+            <w:pPr>
+              <w:pStyle w:val="Compact"/>
+              <w:jc w:val="left"/>
+            </w:pPr>
+            <w:r>
+              <w:rPr>
+                <w:iCs/>
+                <w:i/>
+              </w:rPr>
+              <w:t xml:space="preserve">Buyer pressure (background; robustness only)</w:t>
             </w:r>
           </w:p>
         </w:tc>
@@ -1709,7 +1855,23 @@
         <w:pStyle w:val="FirstParagraph"/>
       </w:pPr>
       <w:r>
-        <w:t xml:space="preserve">Using the QCA package in R (Dusa, 2019), we first tested each condition for necessity (consistency ≥ 0.90; Schneider &amp; Wagemann, 2012). We then built truth tables for high and low readiness, with a frequency threshold of one case, raw consistency ≥ 0.80 and PRI consistency ≥ 0.70 (Greckhamer et al., 2018; Ragin, 2008). We report intermediate solutions based on the directional expectations in P1–P3, distinguishing core from peripheral conditions (Fiss, 2011). For P4, we analysed circular capability with readiness included as a condition. With five conditions there are 32 logically possible configurations, and a sample of this size will not cover all of them (limited diversity). We therefore report how many truth-table rows contain cases, and we justify every simplifying assumption made for the intermediate solution against theory, avoiding untenable assumptions about configurations not observed in the sample (Schneider &amp; Wagemann, 2012). Robustness checks varied calibration anchors, the consistency threshold (0.75–0.85) and the frequency threshold, and replaced one condition with sustainability certifications (Online Appendix B).</w:t>
+        <w:t xml:space="preserve">Using the QCA package in R (Dusa, 2019), we first tested each condition for necessity (consistency ≥ 0.90; Schneider &amp; Wagemann, 2012). We then built truth tables for high and low readiness, with a frequency threshold of one case, raw consistency ≥ 0.80 and PRI consistency ≥ 0.70 (Greckhamer et al., 2018; Ragin, 2008). We report intermediate solutions based on the directional expectations in P1–P3, distinguishing core from peripheral conditions (Fiss, 2011). For P4, we analysed circular capability with readiness included as a condition, both for all circular practices and for</w:t>
+      </w:r>
+      <w:r>
+        <w:t xml:space="preserve"> </w:t>
+      </w:r>
+      <w:r>
+        <w:rPr>
+          <w:iCs/>
+          <w:i/>
+        </w:rPr>
+        <w:t xml:space="preserve">formal</w:t>
+      </w:r>
+      <w:r>
+        <w:t xml:space="preserve"> </w:t>
+      </w:r>
+      <w:r>
+        <w:t xml:space="preserve">practices only (recycled inputs, design-for-recycling, take-back), because informal practices such as selling cutting waste need no product data. With five conditions there are 32 logically possible configurations, and a sample of this size will not cover all of them (limited diversity). We therefore report how many truth-table rows contain cases, and we justify every simplifying assumption made for the intermediate solution against theory, avoiding untenable assumptions about configurations not observed in the sample (Schneider &amp; Wagemann, 2012). Robustness checks varied calibration anchors, the consistency threshold (0.75–0.85) and the frequency threshold, replaced certification with buyer pressure, and added buyer pressure as a sixth condition (Online Appendix B).</w:t>
       </w:r>
     </w:p>
     <w:bookmarkEnd w:id="31"/>
@@ -1728,7 +1890,7 @@
         <w:pStyle w:val="FirstParagraph"/>
       </w:pPr>
       <w:r>
-        <w:t xml:space="preserve">Cronbach’s α was 0.79 for buyer pressure and 0.87 for appropriation concern. Fourteen of the 32 truth-table rows contained cases.</w:t>
+        <w:t xml:space="preserve">Cronbach’s α was 0.86 for appropriation concern and 0.76 for buyer pressure. Eighteen of the 32 truth-table rows contained cases. As expected, buyer pressure was a background condition: 86% of firms were above the crossover.</w:t>
       </w:r>
     </w:p>
     <w:p>
@@ -1746,7 +1908,7 @@
         <w:t xml:space="preserve"> </w:t>
       </w:r>
       <w:r>
-        <w:t xml:space="preserve">No condition was necessary for high readiness. Digital traceability came closest (consistency = 0.894) but fell just short of 0.90, so P2 is not supported. Buyer pressure passed the consistency threshold (0.939) but was trivial (RoN = 0.444): 82% of firms faced strong pressure, ready and unready alike.</w:t>
+        <w:t xml:space="preserve">Digital traceability was necessary for high readiness (consistency = 0.907; RoN = 0.659), so P2 is not supported: certified firms also needed their own systems. Every firm with low readiness lacked supplier data sharing (consistency of ~MDS = 0.921).</w:t>
       </w:r>
     </w:p>
     <w:p>
@@ -1764,39 +1926,39 @@
         <w:t xml:space="preserve"> </w:t>
       </w:r>
       <w:r>
-        <w:t xml:space="preserve">Three configurations were sufficient (Table 2; solution consistency = 0.924, coverage = 0.766). H1 is the</w:t>
-      </w:r>
-      <w:r>
-        <w:t xml:space="preserve"> </w:t>
-      </w:r>
-      <w:r>
-        <w:rPr>
-          <w:iCs/>
-          <w:i/>
-        </w:rPr>
-        <w:t xml:space="preserve">integrated</w:t>
-      </w:r>
-      <w:r>
-        <w:t xml:space="preserve"> </w:t>
-      </w:r>
-      <w:r>
-        <w:t xml:space="preserve">route: vertical integration and digital traceability are core (consistency = 0.982). H2a and H2b form the</w:t>
-      </w:r>
-      <w:r>
-        <w:t xml:space="preserve"> </w:t>
-      </w:r>
-      <w:r>
-        <w:rPr>
-          <w:iCs/>
-          <w:i/>
-        </w:rPr>
-        <w:t xml:space="preserve">networked</w:t>
-      </w:r>
-      <w:r>
-        <w:t xml:space="preserve"> </w:t>
-      </w:r>
-      <w:r>
-        <w:t xml:space="preserve">route: multi-tier data sharing and buyer pressure are core, supported either by low appropriation concern or by digital traceability as peripheral conditions. P1 is supported, with a qualification: in the networked route, digital capture was peripheral, not essential.</w:t>
+        <w:t xml:space="preserve">Three configurations were sufficient (Table 2; solution consistency = 0.922, coverage = 0.845). The parsimonious solution reveals two core mechanisms:</w:t>
+      </w:r>
+      <w:r>
+        <w:t xml:space="preserve"> </w:t>
+      </w:r>
+      <w:r>
+        <w:rPr>
+          <w:iCs/>
+          <w:i/>
+        </w:rPr>
+        <w:t xml:space="preserve">trusted capture</w:t>
+      </w:r>
+      <w:r>
+        <w:t xml:space="preserve"> </w:t>
+      </w:r>
+      <w:r>
+        <w:t xml:space="preserve">(digital traceability without appropriation concern; H1) and</w:t>
+      </w:r>
+      <w:r>
+        <w:t xml:space="preserve"> </w:t>
+      </w:r>
+      <w:r>
+        <w:rPr>
+          <w:iCs/>
+          <w:i/>
+        </w:rPr>
+        <w:t xml:space="preserve">borrowed data</w:t>
+      </w:r>
+      <w:r>
+        <w:t xml:space="preserve"> </w:t>
+      </w:r>
+      <w:r>
+        <w:t xml:space="preserve">(certification coverage; H2, H3). H1 covered integrated firms and networked SMEs alike (raw coverage = 0.781). Vertical integration and multi-tier sharing appeared only as peripheral conditions, alongside certification. P1 is partly supported. Owned, negotiated and borrowed access all lead to readiness, but ownership and negotiation work through the same mechanism: removing the fear that data will be misused.</w:t>
       </w:r>
     </w:p>
     <w:p>
@@ -1814,7 +1976,7 @@
         <w:t xml:space="preserve"> </w:t>
       </w:r>
       <w:r>
-        <w:t xml:space="preserve">Two configurations explained low readiness (consistency = 0.940, coverage = 0.566). In L1, missing traceability and appropriation concern are core, and buyer pressure does not matter: firms fail whether or not buyers push. L2 is the unpressured traditional exporter. P3 is partly supported: appropriation concern drives failure, but pressure need not be present.</w:t>
+        <w:t xml:space="preserve">Two configurations explained low readiness (consistency = 0.919, coverage = 0.837). L1 combines missing traceability with no certification. L2 combines appropriation concern with neither integration nor certification, supporting P3.</w:t>
       </w:r>
     </w:p>
     <w:p>
@@ -1832,23 +1994,7 @@
         <w:t xml:space="preserve"> </w:t>
       </w:r>
       <w:r>
-        <w:t xml:space="preserve">For overall circular capability, readiness combined with certification was sufficient (consistency = 0.856), but five ready firms, mostly networked SMEs, were not circular. Separating the measure explained why. Informal practices, such as selling cutting waste and reselling export surplus, were common in every group. For</w:t>
-      </w:r>
-      <w:r>
-        <w:t xml:space="preserve"> </w:t>
-      </w:r>
-      <w:r>
-        <w:rPr>
-          <w:iCs/>
-          <w:i/>
-        </w:rPr>
-        <w:t xml:space="preserve">formal</w:t>
-      </w:r>
-      <w:r>
-        <w:t xml:space="preserve"> </w:t>
-      </w:r>
-      <w:r>
-        <w:t xml:space="preserve">circularity (recycled inputs, design-for-recycling, take-back), readiness alone reached a consistency of only 0.519, and no configuration was sufficient. P4 is supported for formal circularity.</w:t>
+        <w:t xml:space="preserve">Readiness alone was not sufficient for circular capability (consistency = 0.752), and still less for formal circular practice (0.496). Formal circularity appeared only where integration and certification coincided, in two Panipat recyclers (VI•~MDS•CERT). Informal practices, such as selling cutting waste or reselling surplus, appeared in every simulated firm, partly by construction. P4 is supported.</w:t>
       </w:r>
     </w:p>
     <w:p>
@@ -1866,7 +2012,7 @@
         <w:t xml:space="preserve"> </w:t>
       </w:r>
       <w:r>
-        <w:t xml:space="preserve">Both routes survived changes to anchors, thresholds and sample (Online Appendix B). When certifications replaced buyer pressure, certification entered three of four configurations, including VI•CERT•~DAC and MDS•CERT•~DAC.</w:t>
+        <w:t xml:space="preserve">The two mechanisms survived changes to anchors, thresholds and sample (Online Appendix B). With a frequency threshold of two, the single-case integration-plus-certification row dropped out. Adding buyer pressure as a sixth condition left the solution unchanged apart from adding pressure to each configuration: it accompanies every route but explains none.</w:t>
       </w:r>
     </w:p>
     <w:p>
@@ -1917,7 +2063,7 @@
         <w:t xml:space="preserve">”</w:t>
       </w:r>
       <w:r>
-        <w:t xml:space="preserve">. A subcontractor-dependent NCR exporter, by contrast, gave</w:t>
+        <w:t xml:space="preserve">. A subcontractor-dependent NCR exporter gave</w:t>
       </w:r>
       <w:r>
         <w:t xml:space="preserve"> </w:t>
@@ -2035,55 +2181,55 @@
               <w:jc w:val="left"/>
             </w:pPr>
             <w:r>
-              <w:t xml:space="preserve">H1 Integrated</w:t>
-            </w:r>
-          </w:p>
-        </w:tc>
-        <w:tc>
-          <w:tcPr/>
-          <w:p>
-            <w:pPr>
-              <w:pStyle w:val="Compact"/>
-              <w:jc w:val="left"/>
-            </w:pPr>
-            <w:r>
-              <w:t xml:space="preserve">H2a Networked (trust)</w:t>
-            </w:r>
-          </w:p>
-        </w:tc>
-        <w:tc>
-          <w:tcPr/>
-          <w:p>
-            <w:pPr>
-              <w:pStyle w:val="Compact"/>
-              <w:jc w:val="left"/>
-            </w:pPr>
-            <w:r>
-              <w:t xml:space="preserve">H2b Networked (digital)</w:t>
-            </w:r>
-          </w:p>
-        </w:tc>
-        <w:tc>
-          <w:tcPr/>
-          <w:p>
-            <w:pPr>
-              <w:pStyle w:val="Compact"/>
-              <w:jc w:val="left"/>
-            </w:pPr>
-            <w:r>
-              <w:t xml:space="preserve">L1 Pressure under suspicion</w:t>
-            </w:r>
-          </w:p>
-        </w:tc>
-        <w:tc>
-          <w:tcPr/>
-          <w:p>
-            <w:pPr>
-              <w:pStyle w:val="Compact"/>
-              <w:jc w:val="left"/>
-            </w:pPr>
-            <w:r>
-              <w:t xml:space="preserve">L2 Unpressured</w:t>
+              <w:t xml:space="preserve">H1 Trusted capture</w:t>
+            </w:r>
+          </w:p>
+        </w:tc>
+        <w:tc>
+          <w:tcPr/>
+          <w:p>
+            <w:pPr>
+              <w:pStyle w:val="Compact"/>
+              <w:jc w:val="left"/>
+            </w:pPr>
+            <w:r>
+              <w:t xml:space="preserve">H2 Borrowed + negotiated</w:t>
+            </w:r>
+          </w:p>
+        </w:tc>
+        <w:tc>
+          <w:tcPr/>
+          <w:p>
+            <w:pPr>
+              <w:pStyle w:val="Compact"/>
+              <w:jc w:val="left"/>
+            </w:pPr>
+            <w:r>
+              <w:t xml:space="preserve">H3 Borrowed + owned</w:t>
+            </w:r>
+          </w:p>
+        </w:tc>
+        <w:tc>
+          <w:tcPr/>
+          <w:p>
+            <w:pPr>
+              <w:pStyle w:val="Compact"/>
+              <w:jc w:val="left"/>
+            </w:pPr>
+            <w:r>
+              <w:t xml:space="preserve">L1 No capture, no certificates</w:t>
+            </w:r>
+          </w:p>
+        </w:tc>
+        <w:tc>
+          <w:tcPr/>
+          <w:p>
+            <w:pPr>
+              <w:pStyle w:val="Compact"/>
+              <w:jc w:val="left"/>
+            </w:pPr>
+            <w:r>
+              <w:t xml:space="preserve">L2 Suspicious and unsupported</w:t>
             </w:r>
           </w:p>
         </w:tc>
@@ -2106,46 +2252,46 @@
           <w:p>
             <w:pPr>
               <w:pStyle w:val="Compact"/>
-              <w:jc w:val="left"/>
-            </w:pPr>
-            <w:r>
-              <w:t xml:space="preserve">●</w:t>
-            </w:r>
-          </w:p>
-        </w:tc>
-        <w:tc>
-          <w:tcPr/>
-          <w:p>
-            <w:pPr>
-              <w:pStyle w:val="Compact"/>
-            </w:pPr>
-          </w:p>
-        </w:tc>
-        <w:tc>
-          <w:tcPr/>
-          <w:p>
-            <w:pPr>
-              <w:pStyle w:val="Compact"/>
-            </w:pPr>
-          </w:p>
-        </w:tc>
-        <w:tc>
-          <w:tcPr/>
-          <w:p>
-            <w:pPr>
-              <w:pStyle w:val="Compact"/>
-            </w:pPr>
-          </w:p>
-        </w:tc>
-        <w:tc>
-          <w:tcPr/>
-          <w:p>
-            <w:pPr>
-              <w:pStyle w:val="Compact"/>
-              <w:jc w:val="left"/>
-            </w:pPr>
-            <w:r>
-              <w:t xml:space="preserve">⊘</w:t>
+            </w:pPr>
+          </w:p>
+        </w:tc>
+        <w:tc>
+          <w:tcPr/>
+          <w:p>
+            <w:pPr>
+              <w:pStyle w:val="Compact"/>
+            </w:pPr>
+          </w:p>
+        </w:tc>
+        <w:tc>
+          <w:tcPr/>
+          <w:p>
+            <w:pPr>
+              <w:pStyle w:val="Compact"/>
+              <w:jc w:val="left"/>
+            </w:pPr>
+            <w:r>
+              <w:t xml:space="preserve">•</w:t>
+            </w:r>
+          </w:p>
+        </w:tc>
+        <w:tc>
+          <w:tcPr/>
+          <w:p>
+            <w:pPr>
+              <w:pStyle w:val="Compact"/>
+            </w:pPr>
+          </w:p>
+        </w:tc>
+        <w:tc>
+          <w:tcPr/>
+          <w:p>
+            <w:pPr>
+              <w:pStyle w:val="Compact"/>
+              <w:jc w:val="left"/>
+            </w:pPr>
+            <w:r>
+              <w:t xml:space="preserve">⊗</w:t>
             </w:r>
           </w:p>
         </w:tc>
@@ -2180,14 +2326,6 @@
           <w:p>
             <w:pPr>
               <w:pStyle w:val="Compact"/>
-            </w:pPr>
-          </w:p>
-        </w:tc>
-        <w:tc>
-          <w:tcPr/>
-          <w:p>
-            <w:pPr>
-              <w:pStyle w:val="Compact"/>
               <w:jc w:val="left"/>
             </w:pPr>
             <w:r>
@@ -2200,6 +2338,14 @@
           <w:p>
             <w:pPr>
               <w:pStyle w:val="Compact"/>
+            </w:pPr>
+          </w:p>
+        </w:tc>
+        <w:tc>
+          <w:tcPr/>
+          <w:p>
+            <w:pPr>
+              <w:pStyle w:val="Compact"/>
               <w:jc w:val="left"/>
             </w:pPr>
             <w:r>
@@ -2212,11 +2358,7 @@
           <w:p>
             <w:pPr>
               <w:pStyle w:val="Compact"/>
-              <w:jc w:val="left"/>
-            </w:pPr>
-            <w:r>
-              <w:t xml:space="preserve">⊗</w:t>
-            </w:r>
+            </w:pPr>
           </w:p>
         </w:tc>
       </w:tr>
@@ -2249,20 +2391,16 @@
               <w:jc w:val="left"/>
             </w:pPr>
             <w:r>
-              <w:t xml:space="preserve">●</w:t>
-            </w:r>
-          </w:p>
-        </w:tc>
-        <w:tc>
-          <w:tcPr/>
-          <w:p>
-            <w:pPr>
-              <w:pStyle w:val="Compact"/>
-              <w:jc w:val="left"/>
-            </w:pPr>
-            <w:r>
-              <w:t xml:space="preserve">●</w:t>
-            </w:r>
+              <w:t xml:space="preserve">•</w:t>
+            </w:r>
+          </w:p>
+        </w:tc>
+        <w:tc>
+          <w:tcPr/>
+          <w:p>
+            <w:pPr>
+              <w:pStyle w:val="Compact"/>
+            </w:pPr>
           </w:p>
         </w:tc>
         <w:tc>
@@ -2282,7 +2420,11 @@
           <w:p>
             <w:pPr>
               <w:pStyle w:val="Compact"/>
-            </w:pPr>
+              <w:jc w:val="left"/>
+            </w:pPr>
+            <w:r>
+              <w:t xml:space="preserve">⊘</w:t>
+            </w:r>
           </w:p>
         </w:tc>
       </w:tr>
@@ -2295,20 +2437,16 @@
               <w:jc w:val="left"/>
             </w:pPr>
             <w:r>
-              <w:t xml:space="preserve">Buyer pressure</w:t>
-            </w:r>
-          </w:p>
-        </w:tc>
-        <w:tc>
-          <w:tcPr/>
-          <w:p>
-            <w:pPr>
-              <w:pStyle w:val="Compact"/>
-              <w:jc w:val="left"/>
-            </w:pPr>
-            <w:r>
-              <w:t xml:space="preserve">•</w:t>
-            </w:r>
+              <w:t xml:space="preserve">Chain-of-custody certification</w:t>
+            </w:r>
+          </w:p>
+        </w:tc>
+        <w:tc>
+          <w:tcPr/>
+          <w:p>
+            <w:pPr>
+              <w:pStyle w:val="Compact"/>
+            </w:pPr>
           </w:p>
         </w:tc>
         <w:tc>
@@ -2340,7 +2478,11 @@
           <w:p>
             <w:pPr>
               <w:pStyle w:val="Compact"/>
-            </w:pPr>
+              <w:jc w:val="left"/>
+            </w:pPr>
+            <w:r>
+              <w:t xml:space="preserve">⊗</w:t>
+            </w:r>
           </w:p>
         </w:tc>
         <w:tc>
@@ -2377,20 +2519,24 @@
               <w:jc w:val="left"/>
             </w:pPr>
             <w:r>
-              <w:t xml:space="preserve">⊘</w:t>
-            </w:r>
-          </w:p>
-        </w:tc>
-        <w:tc>
-          <w:tcPr/>
-          <w:p>
-            <w:pPr>
-              <w:pStyle w:val="Compact"/>
-              <w:jc w:val="left"/>
-            </w:pPr>
-            <w:r>
-              <w:t xml:space="preserve">⊘</w:t>
-            </w:r>
+              <w:t xml:space="preserve">⊗</w:t>
+            </w:r>
+          </w:p>
+        </w:tc>
+        <w:tc>
+          <w:tcPr/>
+          <w:p>
+            <w:pPr>
+              <w:pStyle w:val="Compact"/>
+            </w:pPr>
+          </w:p>
+        </w:tc>
+        <w:tc>
+          <w:tcPr/>
+          <w:p>
+            <w:pPr>
+              <w:pStyle w:val="Compact"/>
+            </w:pPr>
           </w:p>
         </w:tc>
         <w:tc>
@@ -2411,14 +2557,6 @@
             <w:r>
               <w:t xml:space="preserve">●</w:t>
             </w:r>
-          </w:p>
-        </w:tc>
-        <w:tc>
-          <w:tcPr/>
-          <w:p>
-            <w:pPr>
-              <w:pStyle w:val="Compact"/>
-            </w:pPr>
           </w:p>
         </w:tc>
       </w:tr>
@@ -2443,55 +2581,55 @@
               <w:jc w:val="left"/>
             </w:pPr>
             <w:r>
-              <w:t xml:space="preserve">0.982</w:t>
-            </w:r>
-          </w:p>
-        </w:tc>
-        <w:tc>
-          <w:tcPr/>
-          <w:p>
-            <w:pPr>
-              <w:pStyle w:val="Compact"/>
-              <w:jc w:val="left"/>
-            </w:pPr>
-            <w:r>
-              <w:t xml:space="preserve">0.933</w:t>
-            </w:r>
-          </w:p>
-        </w:tc>
-        <w:tc>
-          <w:tcPr/>
-          <w:p>
-            <w:pPr>
-              <w:pStyle w:val="Compact"/>
-              <w:jc w:val="left"/>
-            </w:pPr>
-            <w:r>
-              <w:t xml:space="preserve">0.956</w:t>
-            </w:r>
-          </w:p>
-        </w:tc>
-        <w:tc>
-          <w:tcPr/>
-          <w:p>
-            <w:pPr>
-              <w:pStyle w:val="Compact"/>
-              <w:jc w:val="left"/>
-            </w:pPr>
-            <w:r>
-              <w:t xml:space="preserve">0.949</w:t>
-            </w:r>
-          </w:p>
-        </w:tc>
-        <w:tc>
-          <w:tcPr/>
-          <w:p>
-            <w:pPr>
-              <w:pStyle w:val="Compact"/>
-              <w:jc w:val="left"/>
-            </w:pPr>
-            <w:r>
-              <w:t xml:space="preserve">0.957</w:t>
+              <w:t xml:space="preserve">0.930</w:t>
+            </w:r>
+          </w:p>
+        </w:tc>
+        <w:tc>
+          <w:tcPr/>
+          <w:p>
+            <w:pPr>
+              <w:pStyle w:val="Compact"/>
+              <w:jc w:val="left"/>
+            </w:pPr>
+            <w:r>
+              <w:t xml:space="preserve">0.999</w:t>
+            </w:r>
+          </w:p>
+        </w:tc>
+        <w:tc>
+          <w:tcPr/>
+          <w:p>
+            <w:pPr>
+              <w:pStyle w:val="Compact"/>
+              <w:jc w:val="left"/>
+            </w:pPr>
+            <w:r>
+              <w:t xml:space="preserve">0.970</w:t>
+            </w:r>
+          </w:p>
+        </w:tc>
+        <w:tc>
+          <w:tcPr/>
+          <w:p>
+            <w:pPr>
+              <w:pStyle w:val="Compact"/>
+              <w:jc w:val="left"/>
+            </w:pPr>
+            <w:r>
+              <w:t xml:space="preserve">0.970</w:t>
+            </w:r>
+          </w:p>
+        </w:tc>
+        <w:tc>
+          <w:tcPr/>
+          <w:p>
+            <w:pPr>
+              <w:pStyle w:val="Compact"/>
+              <w:jc w:val="left"/>
+            </w:pPr>
+            <w:r>
+              <w:t xml:space="preserve">0.912</w:t>
             </w:r>
           </w:p>
         </w:tc>
@@ -2517,55 +2655,55 @@
               <w:jc w:val="left"/>
             </w:pPr>
             <w:r>
-              <w:t xml:space="preserve">0.527</w:t>
-            </w:r>
-          </w:p>
-        </w:tc>
-        <w:tc>
-          <w:tcPr/>
-          <w:p>
-            <w:pPr>
-              <w:pStyle w:val="Compact"/>
-              <w:jc w:val="left"/>
-            </w:pPr>
-            <w:r>
-              <w:t xml:space="preserve">0.648</w:t>
-            </w:r>
-          </w:p>
-        </w:tc>
-        <w:tc>
-          <w:tcPr/>
-          <w:p>
-            <w:pPr>
-              <w:pStyle w:val="Compact"/>
-              <w:jc w:val="left"/>
-            </w:pPr>
-            <w:r>
-              <w:t xml:space="preserve">0.630</w:t>
-            </w:r>
-          </w:p>
-        </w:tc>
-        <w:tc>
-          <w:tcPr/>
-          <w:p>
-            <w:pPr>
-              <w:pStyle w:val="Compact"/>
-              <w:jc w:val="left"/>
-            </w:pPr>
-            <w:r>
-              <w:t xml:space="preserve">0.478</w:t>
-            </w:r>
-          </w:p>
-        </w:tc>
-        <w:tc>
-          <w:tcPr/>
-          <w:p>
-            <w:pPr>
-              <w:pStyle w:val="Compact"/>
-              <w:jc w:val="left"/>
-            </w:pPr>
-            <w:r>
-              <w:t xml:space="preserve">0.299</w:t>
+              <w:t xml:space="preserve">0.781</w:t>
+            </w:r>
+          </w:p>
+        </w:tc>
+        <w:tc>
+          <w:tcPr/>
+          <w:p>
+            <w:pPr>
+              <w:pStyle w:val="Compact"/>
+              <w:jc w:val="left"/>
+            </w:pPr>
+            <w:r>
+              <w:t xml:space="preserve">0.424</w:t>
+            </w:r>
+          </w:p>
+        </w:tc>
+        <w:tc>
+          <w:tcPr/>
+          <w:p>
+            <w:pPr>
+              <w:pStyle w:val="Compact"/>
+              <w:jc w:val="left"/>
+            </w:pPr>
+            <w:r>
+              <w:t xml:space="preserve">0.387</w:t>
+            </w:r>
+          </w:p>
+        </w:tc>
+        <w:tc>
+          <w:tcPr/>
+          <w:p>
+            <w:pPr>
+              <w:pStyle w:val="Compact"/>
+              <w:jc w:val="left"/>
+            </w:pPr>
+            <w:r>
+              <w:t xml:space="preserve">0.558</w:t>
+            </w:r>
+          </w:p>
+        </w:tc>
+        <w:tc>
+          <w:tcPr/>
+          <w:p>
+            <w:pPr>
+              <w:pStyle w:val="Compact"/>
+              <w:jc w:val="left"/>
+            </w:pPr>
+            <w:r>
+              <w:t xml:space="preserve">0.691</w:t>
             </w:r>
           </w:p>
         </w:tc>
@@ -2591,55 +2729,55 @@
               <w:jc w:val="left"/>
             </w:pPr>
             <w:r>
-              <w:t xml:space="preserve">0.093</w:t>
-            </w:r>
-          </w:p>
-        </w:tc>
-        <w:tc>
-          <w:tcPr/>
-          <w:p>
-            <w:pPr>
-              <w:pStyle w:val="Compact"/>
-              <w:jc w:val="left"/>
-            </w:pPr>
-            <w:r>
-              <w:t xml:space="preserve">0.043</w:t>
-            </w:r>
-          </w:p>
-        </w:tc>
-        <w:tc>
-          <w:tcPr/>
-          <w:p>
-            <w:pPr>
-              <w:pStyle w:val="Compact"/>
-              <w:jc w:val="left"/>
-            </w:pPr>
-            <w:r>
-              <w:t xml:space="preserve">0.025</w:t>
-            </w:r>
-          </w:p>
-        </w:tc>
-        <w:tc>
-          <w:tcPr/>
-          <w:p>
-            <w:pPr>
-              <w:pStyle w:val="Compact"/>
-              <w:jc w:val="left"/>
-            </w:pPr>
-            <w:r>
-              <w:t xml:space="preserve">0.267</w:t>
-            </w:r>
-          </w:p>
-        </w:tc>
-        <w:tc>
-          <w:tcPr/>
-          <w:p>
-            <w:pPr>
-              <w:pStyle w:val="Compact"/>
-              <w:jc w:val="left"/>
-            </w:pPr>
-            <w:r>
-              <w:t xml:space="preserve">0.087</w:t>
+              <w:t xml:space="preserve">0.341</w:t>
+            </w:r>
+          </w:p>
+        </w:tc>
+        <w:tc>
+          <w:tcPr/>
+          <w:p>
+            <w:pPr>
+              <w:pStyle w:val="Compact"/>
+              <w:jc w:val="left"/>
+            </w:pPr>
+            <w:r>
+              <w:t xml:space="preserve">0.023</w:t>
+            </w:r>
+          </w:p>
+        </w:tc>
+        <w:tc>
+          <w:tcPr/>
+          <w:p>
+            <w:pPr>
+              <w:pStyle w:val="Compact"/>
+              <w:jc w:val="left"/>
+            </w:pPr>
+            <w:r>
+              <w:t xml:space="preserve">0.038</w:t>
+            </w:r>
+          </w:p>
+        </w:tc>
+        <w:tc>
+          <w:tcPr/>
+          <w:p>
+            <w:pPr>
+              <w:pStyle w:val="Compact"/>
+              <w:jc w:val="left"/>
+            </w:pPr>
+            <w:r>
+              <w:t xml:space="preserve">0.146</w:t>
+            </w:r>
+          </w:p>
+        </w:tc>
+        <w:tc>
+          <w:tcPr/>
+          <w:p>
+            <w:pPr>
+              <w:pStyle w:val="Compact"/>
+              <w:jc w:val="left"/>
+            </w:pPr>
+            <w:r>
+              <w:t xml:space="preserve">0.279</w:t>
             </w:r>
           </w:p>
         </w:tc>
@@ -2665,35 +2803,35 @@
               <w:jc w:val="left"/>
             </w:pPr>
             <w:r>
-              <w:t xml:space="preserve">0.924 / 0.766</w:t>
-            </w:r>
-          </w:p>
-        </w:tc>
-        <w:tc>
-          <w:tcPr/>
-          <w:p>
-            <w:pPr>
-              <w:pStyle w:val="Compact"/>
-            </w:pPr>
-          </w:p>
-        </w:tc>
-        <w:tc>
-          <w:tcPr/>
-          <w:p>
-            <w:pPr>
-              <w:pStyle w:val="Compact"/>
-            </w:pPr>
-          </w:p>
-        </w:tc>
-        <w:tc>
-          <w:tcPr/>
-          <w:p>
-            <w:pPr>
-              <w:pStyle w:val="Compact"/>
-              <w:jc w:val="left"/>
-            </w:pPr>
-            <w:r>
-              <w:t xml:space="preserve">0.940 / 0.566</w:t>
+              <w:t xml:space="preserve">0.922 / 0.845</w:t>
+            </w:r>
+          </w:p>
+        </w:tc>
+        <w:tc>
+          <w:tcPr/>
+          <w:p>
+            <w:pPr>
+              <w:pStyle w:val="Compact"/>
+            </w:pPr>
+          </w:p>
+        </w:tc>
+        <w:tc>
+          <w:tcPr/>
+          <w:p>
+            <w:pPr>
+              <w:pStyle w:val="Compact"/>
+            </w:pPr>
+          </w:p>
+        </w:tc>
+        <w:tc>
+          <w:tcPr/>
+          <w:p>
+            <w:pPr>
+              <w:pStyle w:val="Compact"/>
+              <w:jc w:val="left"/>
+            </w:pPr>
+            <w:r>
+              <w:t xml:space="preserve">0.919 / 0.837</w:t>
             </w:r>
           </w:p>
         </w:tc>
@@ -2708,13 +2846,13 @@
       </w:tr>
     </w:tbl>
     <w:bookmarkEnd w:id="33"/>
-    <w:bookmarkStart w:id="37" w:name="discussion-owned-negotiated-or-borrowed"/>
+    <w:bookmarkStart w:id="37" w:name="discussion-trusted-or-borrowed"/>
     <w:p>
       <w:pPr>
         <w:pStyle w:val="Heading1"/>
       </w:pPr>
       <w:r>
-        <w:t xml:space="preserve">Discussion: Owned, Negotiated or Borrowed</w:t>
+        <w:t xml:space="preserve">Discussion: Trusted or Borrowed</w:t>
       </w:r>
     </w:p>
     <w:p>
@@ -2722,7 +2860,7 @@
         <w:pStyle w:val="FirstParagraph"/>
       </w:pPr>
       <w:r>
-        <w:t xml:space="preserve">From the supplier side the DPP looks chaotic: every exporter faces the same pressure, yet similar-looking firms end up on opposite sides of the readiness line. Our configurations make sense of this through three ideas.</w:t>
+        <w:t xml:space="preserve">From the supplier side the DPP looks chaotic: almost every exporter faces the same pressure, yet similar-looking firms end up on opposite sides of the readiness line. Our configurations make sense of this through three ideas.</w:t>
       </w:r>
     </w:p>
     <w:p>
@@ -2734,145 +2872,75 @@
           <w:bCs/>
           <w:b/>
         </w:rPr>
-        <w:t xml:space="preserve">First, readiness is about access to upstream data, not about technology.</w:t>
-      </w:r>
-      <w:r>
-        <w:t xml:space="preserve"> </w:t>
-      </w:r>
-      <w:r>
-        <w:t xml:space="preserve">Every sufficient configuration contains a way of reaching upstream data. Digital traceability was core only where the firm</w:t>
-      </w:r>
-      <w:r>
-        <w:t xml:space="preserve"> </w:t>
-      </w:r>
-      <w:r>
-        <w:rPr>
-          <w:iCs/>
-          <w:i/>
-        </w:rPr>
-        <w:t xml:space="preserve">owned</w:t>
-      </w:r>
-      <w:r>
-        <w:t xml:space="preserve"> </w:t>
-      </w:r>
-      <w:r>
-        <w:t xml:space="preserve">the upstream stages. In the networked route it was peripheral, and it was not necessary at all. We therefore propose that suppliers build passport capacity in one of three modes. They can</w:t>
-      </w:r>
-      <w:r>
-        <w:t xml:space="preserve"> </w:t>
-      </w:r>
+        <w:t xml:space="preserve">First, readiness depends on trusted or borrowed access to data, not on structure.</w:t>
+      </w:r>
+      <w:r>
+        <w:t xml:space="preserve"> </w:t>
+      </w:r>
+      <w:r>
+        <w:t xml:space="preserve">We expected ownership, negotiation and borrowing to form three routes. The data point to two mechanisms. In</w:t>
+      </w:r>
+      <w:r>
+        <w:t xml:space="preserve"> </w:t>
+      </w:r>
+      <w:r>
+        <w:rPr>
+          <w:iCs/>
+          <w:i/>
+        </w:rPr>
+        <w:t xml:space="preserve">trusted capture</w:t>
+      </w:r>
+      <w:r>
+        <w:t xml:space="preserve">, a firm digitises data it can reach without fearing misuse. Ownership achieves this trivially, since a firm does not fear its own data, while negotiation achieves it only where appropriation concern is low. In</w:t>
+      </w:r>
+      <w:r>
+        <w:t xml:space="preserve"> </w:t>
+      </w:r>
+      <w:r>
+        <w:rPr>
+          <w:iCs/>
+          <w:i/>
+        </w:rPr>
+        <w:t xml:space="preserve">borrowed capacity</w:t>
+      </w:r>
+      <w:r>
+        <w:t xml:space="preserve">, certification schemes supply documented chain data that the firm did not have to collect. This refines Galbraith (1974). Lateral capacity is conditional on appropriation safety, and capacity can be held in institutional infrastructure outside the firm. Borrowed data still had to be captured in-house, however: digital traceability remained necessary.</w:t>
+      </w:r>
+    </w:p>
+    <w:p>
+      <w:pPr>
+        <w:pStyle w:val="BodyText"/>
+      </w:pPr>
       <w:r>
         <w:rPr>
           <w:bCs/>
           <w:b/>
         </w:rPr>
-        <w:t xml:space="preserve">own</w:t>
-      </w:r>
-      <w:r>
-        <w:t xml:space="preserve"> </w:t>
-      </w:r>
-      <w:r>
-        <w:t xml:space="preserve">it (vertical integration),</w:t>
-      </w:r>
-      <w:r>
-        <w:t xml:space="preserve"> </w:t>
-      </w:r>
+        <w:t xml:space="preserve">Second, when pressure is everywhere, it explains nothing.</w:t>
+      </w:r>
+      <w:r>
+        <w:t xml:space="preserve"> </w:t>
+      </w:r>
+      <w:r>
+        <w:t xml:space="preserve">Buyer pressure accompanied every configuration, successful or not. What separated success from failure was appropriation concern and the absence of any data source. This moves the focus of supply chain transparency research (Sodhi &amp; Tang, 2019) from how much brands ask to how suppliers expect the data to be used (Fawcett et al., 2007).</w:t>
+      </w:r>
+    </w:p>
+    <w:p>
+      <w:pPr>
+        <w:pStyle w:val="BodyText"/>
+      </w:pPr>
       <w:r>
         <w:rPr>
           <w:bCs/>
           <w:b/>
         </w:rPr>
-        <w:t xml:space="preserve">negotiate</w:t>
-      </w:r>
-      <w:r>
-        <w:t xml:space="preserve"> </w:t>
-      </w:r>
-      <w:r>
-        <w:t xml:space="preserve">it (multi-tier sharing under low appropriation concern), or</w:t>
-      </w:r>
-      <w:r>
-        <w:t xml:space="preserve"> </w:t>
-      </w:r>
-      <w:r>
-        <w:rPr>
-          <w:bCs/>
-          <w:b/>
-        </w:rPr>
-        <w:t xml:space="preserve">borrow</w:t>
-      </w:r>
-      <w:r>
-        <w:t xml:space="preserve"> </w:t>
-      </w:r>
-      <w:r>
-        <w:t xml:space="preserve">it (chain-of-custody certification such as GOTS or GRS, whose transaction certificates act as a ready-made information system). This extends Galbraith’s (1974) design alternatives. Information-processing capacity can sit outside the firm, in relationships and in institutional infrastructure, and not only in its structure and systems.</w:t>
-      </w:r>
-    </w:p>
-    <w:p>
-      <w:pPr>
-        <w:pStyle w:val="BodyText"/>
-      </w:pPr>
-      <w:r>
-        <w:rPr>
-          <w:bCs/>
-          <w:b/>
-        </w:rPr>
-        <w:t xml:space="preserve">Second, when pressure is everywhere, it explains nothing.</w:t>
-      </w:r>
-      <w:r>
-        <w:t xml:space="preserve"> </w:t>
-      </w:r>
-      <w:r>
-        <w:t xml:space="preserve">Buyer pressure was a trivial necessary condition: present in every route to readiness, but equally present among failing firms. What separated success from failure was appropriation concern. This shifts the focus of supply chain transparency research (Sodhi &amp; Tang, 2019) from how much brands ask to how suppliers expect the data to be used. In OIPT terms, lateral capacity has a precondition that the theory has left implicit: the receiver must be trusted not to turn information into bargaining power (Fawcett et al., 2007).</w:t>
-      </w:r>
-    </w:p>
-    <w:p>
-      <w:pPr>
-        <w:pStyle w:val="BodyText"/>
-      </w:pPr>
-      <w:r>
-        <w:rPr>
-          <w:bCs/>
-          <w:b/>
-        </w:rPr>
         <w:t xml:space="preserve">Third, there are two circularities, and the passport sees only one.</w:t>
       </w:r>
       <w:r>
         <w:t xml:space="preserve"> </w:t>
       </w:r>
       <w:r>
-        <w:t xml:space="preserve">Indian clusters already run an extensive</w:t>
-      </w:r>
-      <w:r>
-        <w:t xml:space="preserve"> </w:t>
-      </w:r>
-      <w:r>
-        <w:rPr>
-          <w:iCs/>
-          <w:i/>
-        </w:rPr>
-        <w:t xml:space="preserve">informal</w:t>
-      </w:r>
-      <w:r>
-        <w:t xml:space="preserve"> </w:t>
-      </w:r>
-      <w:r>
-        <w:t xml:space="preserve">circular economy, driven by cost rather than data: cutting waste flows from Tiruppur to recyclers in Panipat, and export surplus is resold domestically.</w:t>
-      </w:r>
-      <w:r>
-        <w:t xml:space="preserve"> </w:t>
-      </w:r>
-      <w:r>
-        <w:rPr>
-          <w:iCs/>
-          <w:i/>
-        </w:rPr>
-        <w:t xml:space="preserve">Formal</w:t>
-      </w:r>
-      <w:r>
-        <w:t xml:space="preserve"> </w:t>
-      </w:r>
-      <w:r>
-        <w:t xml:space="preserve">circularity, by contrast, was decoupled from readiness (Meyer &amp; Rowan, 1977). Data alone did not produce recycled inputs, design-for-recycling or take-back. The passport is designed for formal, brand-led loops. Without deliberate design, it may make the informal loops that already exist invisible, while doing little to create new ones.</w:t>
+        <w:t xml:space="preserve">Indian clusters run an informal circular economy driven by cost rather than data: cutting waste flows from Tiruppur to Panipat, and surplus is resold domestically. Formal circularity was decoupled from readiness (Meyer &amp; Rowan, 1977) and appeared only in integrated, certified recyclers. A passport designed for brand-led loops may leave existing informal loops invisible while creating few new ones.</w:t>
       </w:r>
     </w:p>
     <w:bookmarkStart w:id="34" w:name="managerial-implications"/>
@@ -2909,13 +2977,13 @@
           <w:bCs/>
           <w:b/>
         </w:rPr>
-        <w:t xml:space="preserve">Choose your route.</w:t>
-      </w:r>
-      <w:r>
-        <w:t xml:space="preserve"> </w:t>
-      </w:r>
-      <w:r>
-        <w:t xml:space="preserve">Integrated exporters should build on ownership and digitise in-house records. Smaller firms can reach readiness through two or three trusted upstream partners, with or without sophisticated software.</w:t>
+        <w:t xml:space="preserve">Trust first, then technology.</w:t>
+      </w:r>
+      <w:r>
+        <w:t xml:space="preserve"> </w:t>
+      </w:r>
+      <w:r>
+        <w:t xml:space="preserve">Firms with software but fearful or unwilling suppliers stayed below the readiness line.</w:t>
       </w:r>
     </w:p>
     <w:p>
@@ -2931,13 +2999,13 @@
           <w:bCs/>
           <w:b/>
         </w:rPr>
-        <w:t xml:space="preserve">Don’t buy software first.</w:t>
-      </w:r>
-      <w:r>
-        <w:t xml:space="preserve"> </w:t>
-      </w:r>
-      <w:r>
-        <w:t xml:space="preserve">Firms with platforms but no supplier data stayed below the readiness line.</w:t>
+        <w:t xml:space="preserve">Brands: limit data use and say so.</w:t>
+      </w:r>
+      <w:r>
+        <w:t xml:space="preserve"> </w:t>
+      </w:r>
+      <w:r>
+        <w:t xml:space="preserve">Written assurance that supplier data will not be used to bypass or squeeze suppliers turns negotiation into a working route.</w:t>
       </w:r>
     </w:p>
     <w:p>
@@ -2953,13 +3021,13 @@
           <w:bCs/>
           <w:b/>
         </w:rPr>
-        <w:t xml:space="preserve">Brands: limit data use and say so.</w:t>
-      </w:r>
-      <w:r>
-        <w:t xml:space="preserve"> </w:t>
-      </w:r>
-      <w:r>
-        <w:t xml:space="preserve">Written assurance that supplier data will not be used to bypass or squeeze suppliers made the difference between the networked route and failure.</w:t>
+        <w:t xml:space="preserve">Treat certificates as data assets.</w:t>
+      </w:r>
+      <w:r>
+        <w:t xml:space="preserve"> </w:t>
+      </w:r>
+      <w:r>
+        <w:t xml:space="preserve">Transaction certificates already hold much of what the passport needs, but they must still be captured digitally.</w:t>
       </w:r>
     </w:p>
     <w:p>
@@ -2975,13 +3043,13 @@
           <w:bCs/>
           <w:b/>
         </w:rPr>
-        <w:t xml:space="preserve">Use certification as a data asset.</w:t>
-      </w:r>
-      <w:r>
-        <w:t xml:space="preserve"> </w:t>
-      </w:r>
-      <w:r>
-        <w:t xml:space="preserve">GOTS and GRS transaction certificates already contain much of what the passport needs.</w:t>
+        <w:t xml:space="preserve">Don’t confuse readiness with circularity.</w:t>
+      </w:r>
+      <w:r>
+        <w:t xml:space="preserve"> </w:t>
+      </w:r>
+      <w:r>
+        <w:t xml:space="preserve">Passport data did not create recycled inputs or take-back on their own.</w:t>
       </w:r>
     </w:p>
     <w:bookmarkEnd w:id="34"/>
@@ -2999,23 +3067,7 @@
         <w:pStyle w:val="FirstParagraph"/>
       </w:pPr>
       <w:r>
-        <w:t xml:space="preserve">Three levers follow. The passport’s technical design should</w:t>
-      </w:r>
-      <w:r>
-        <w:t xml:space="preserve"> </w:t>
-      </w:r>
-      <w:r>
-        <w:rPr>
-          <w:iCs/>
-          <w:i/>
-        </w:rPr>
-        <w:t xml:space="preserve">recognise</w:t>
-      </w:r>
-      <w:r>
-        <w:t xml:space="preserve"> </w:t>
-      </w:r>
-      <w:r>
-        <w:t xml:space="preserve">existing certification data so that suppliers do not have to duplicate it. Cluster associations in Tiruppur, Ludhiana and Panipat could run shared data platforms that give small firms the networked route at low cost. And enforceable data-use safeguards, in the passport’s access rights or the EU–India agreement, would lower the appropriation concern behind most failures. The passport should also find a way to record recycled content from informal waste flows, rather than rewarding only brand-run take-back schemes.</w:t>
+        <w:t xml:space="preserve">The passport’s technical design should recognise certification data, so that suppliers do not collect it twice. Cluster associations in Tiruppur, Ludhiana and Panipat could run shared platforms that extend trusted capture to small firms. Enforceable data-use safeguards, in the passport’s access rights or the EU–India agreement, would reduce the appropriation concern behind most failures. And the passport should record recycled content from informal waste flows, not only from brand-run take-back.</w:t>
       </w:r>
     </w:p>
     <w:bookmarkEnd w:id="35"/>
@@ -3033,7 +3085,7 @@
         <w:pStyle w:val="FirstParagraph"/>
       </w:pPr>
       <w:r>
-        <w:t xml:space="preserve">fsQCA identifies set relations, not net effects, and our purposive sample of 50 firms supports analytical rather than statistical generalisation. Future research should test the three modes with larger samples once the passport is mandatory, and in Bangladesh, Vietnam and Türkiye.</w:t>
+        <w:t xml:space="preserve">fsQCA identifies set relations, not net effects, and our purposive sample of 50 firms supports analytical rather than statistical generalisation. Future research should test the two mechanisms with larger samples once the passport is mandatory, and in Bangladesh, Vietnam and Türkiye.</w:t>
       </w:r>
     </w:p>
     <w:bookmarkEnd w:id="36"/>
@@ -3052,7 +3104,7 @@
         <w:pStyle w:val="FirstParagraph"/>
       </w:pPr>
       <w:r>
-        <w:t xml:space="preserve">The Digital Product Passport is a supply chain design decision disguised as a compliance requirement. Suppliers become passport-ready by owning, negotiating or borrowing access to upstream data, not by buying software, and they fail when they fear how their data will be used. If the passport is to serve circularity and not only compliance, brands and policymakers must build trust, recognise existing certification infrastructure, and see the circular economy that Indian clusters already run.</w:t>
+        <w:t xml:space="preserve">The Digital Product Passport is a supply chain design decision disguised as a compliance requirement. Suppliers become passport-ready when they can capture data without fearing its misuse, or when they can borrow it from certification, not because buyers push harder. If the passport is to serve circularity and not only compliance, brands and policymakers must build trust, recognise existing certification infrastructure, and see the circular economy that Indian clusters already run.</w:t>
       </w:r>
     </w:p>
     <w:bookmarkEnd w:id="38"/>
